--- a/courses/mathematical-physics/propagators-cont.docx
+++ b/courses/mathematical-physics/propagators-cont.docx
@@ -5948,6 +5948,9 @@
                 <m:t>U</m:t>
               </m:r>
             </m:oMath>
+            <w:r>
+              <w:t xml:space="preserve">​</w:t>
+            </w:r>
           </w:p>
         </w:tc>
         <w:tc>
@@ -6021,6 +6024,9 @@
                 <m:t>1</m:t>
               </m:r>
             </m:oMath>
+            <w:r>
+              <w:t xml:space="preserve">​</w:t>
+            </w:r>
           </w:p>
         </w:tc>
         <w:tc>
@@ -6094,6 +6100,9 @@
                 <m:t>)</m:t>
               </m:r>
             </m:oMath>
+            <w:r>
+              <w:t xml:space="preserve">​</w:t>
+            </w:r>
           </w:p>
         </w:tc>
         <w:tc>
@@ -6167,6 +6176,9 @@
                 <m:t>)</m:t>
               </m:r>
             </m:oMath>
+            <w:r>
+              <w:t xml:space="preserve">​</w:t>
+            </w:r>
           </w:p>
         </w:tc>
         <w:tc>
@@ -6247,6 +6259,9 @@
                 <m:t>)</m:t>
               </m:r>
             </m:oMath>
+            <w:r>
+              <w:t xml:space="preserve">​</w:t>
+            </w:r>
           </w:p>
         </w:tc>
         <w:tc>
